--- a/src/templates/pemeriksaan-substansi/template_ba_substansi.docx
+++ b/src/templates/pemeriksaan-substansi/template_ba_substansi.docx
@@ -550,25 +550,7 @@
           <w:sz w:val="24"/>
           <w:szCs w:val="24"/>
         </w:rPr>
-        <w:t>{</w:t>
-      </w:r>
-      <w:proofErr w:type="spellStart"/>
-      <w:r>
-        <w:rPr>
-          <w:rFonts w:ascii="Times New Roman" w:hAnsi="Times New Roman"/>
-          <w:sz w:val="24"/>
-          <w:szCs w:val="24"/>
-        </w:rPr>
-        <w:t>nama_kegiatan</w:t>
-      </w:r>
-      <w:proofErr w:type="spellEnd"/>
-      <w:r>
-        <w:rPr>
-          <w:rFonts w:ascii="Times New Roman" w:hAnsi="Times New Roman"/>
-          <w:sz w:val="24"/>
-          <w:szCs w:val="24"/>
-        </w:rPr>
-        <w:t>}</w:t>
+        <w:t>{NAMA_KEGIATAN}</w:t>
       </w:r>
     </w:p>
     <w:p>
@@ -590,25 +572,15 @@
           <w:sz w:val="24"/>
           <w:szCs w:val="24"/>
         </w:rPr>
-        <w:t>{</w:t>
-      </w:r>
-      <w:proofErr w:type="spellStart"/>
+        <w:t>{NAMA_PERUSAHAAN}</w:t>
+      </w:r>
       <w:r>
         <w:rPr>
           <w:rFonts w:ascii="Times New Roman" w:hAnsi="Times New Roman"/>
           <w:sz w:val="24"/>
           <w:szCs w:val="24"/>
         </w:rPr>
-        <w:t>nama_perusahaan</w:t>
-      </w:r>
-      <w:proofErr w:type="spellEnd"/>
-      <w:r>
-        <w:rPr>
-          <w:rFonts w:ascii="Times New Roman" w:hAnsi="Times New Roman"/>
-          <w:sz w:val="24"/>
-          <w:szCs w:val="24"/>
-        </w:rPr>
-        <w:t>}</w:t>
+        <w:t xml:space="preserve"> </w:t>
       </w:r>
       <w:r>
         <w:rPr>
@@ -627,25 +599,7 @@
           <w:sz w:val="24"/>
           <w:szCs w:val="24"/>
         </w:rPr>
-        <w:t>{</w:t>
-      </w:r>
-      <w:proofErr w:type="spellStart"/>
-      <w:r>
-        <w:rPr>
-          <w:rFonts w:ascii="Times New Roman" w:hAnsi="Times New Roman"/>
-          <w:sz w:val="24"/>
-          <w:szCs w:val="24"/>
-        </w:rPr>
-        <w:t>lokasi_kegiatan</w:t>
-      </w:r>
-      <w:proofErr w:type="spellEnd"/>
-      <w:r>
-        <w:rPr>
-          <w:rFonts w:ascii="Times New Roman" w:hAnsi="Times New Roman"/>
-          <w:sz w:val="24"/>
-          <w:szCs w:val="24"/>
-        </w:rPr>
-        <w:t>}</w:t>
+        <w:t>{LOKASI_KEGIATAN}</w:t>
       </w:r>
     </w:p>
     <w:p>
@@ -3107,10 +3061,10 @@
         <w:tblLook w:val="04A0" w:firstRow="1" w:lastRow="0" w:firstColumn="1" w:lastColumn="0" w:noHBand="0" w:noVBand="1"/>
       </w:tblPr>
       <w:tblGrid>
-        <w:gridCol w:w="1870"/>
-        <w:gridCol w:w="412"/>
-        <w:gridCol w:w="3430"/>
-        <w:gridCol w:w="1780"/>
+        <w:gridCol w:w="1990"/>
+        <w:gridCol w:w="455"/>
+        <w:gridCol w:w="3084"/>
+        <w:gridCol w:w="1963"/>
         <w:gridCol w:w="2147"/>
       </w:tblGrid>
       <w:tr>
@@ -6657,6 +6611,7 @@
   <w:style w:type="character" w:default="1" w:styleId="DefaultParagraphFont">
     <w:name w:val="Default Paragraph Font"/>
     <w:uiPriority w:val="1"/>
+    <w:semiHidden/>
     <w:unhideWhenUsed/>
   </w:style>
   <w:style w:type="table" w:default="1" w:styleId="TableNormal">
